--- a/Final report/Group 4 - Visualization Design Book.docx
+++ b/Final report/Group 4 - Visualization Design Book.docx
@@ -800,9 +800,15 @@
             </w:pPr>
             <w:r>
               <w:rPr>
-                <w:rFonts w:ascii="Times New Roman" w:hAnsi="Times New Roman" w:cs="Times New Roman"/>
-              </w:rPr>
-              <w:t>2902</w:t>
+                <w:rFonts w:ascii="Times New Roman" w:hAnsi="Times New Roman" w:cs="Times New Roman" w:hint="eastAsia"/>
+              </w:rPr>
+              <w:t>551</w:t>
+            </w:r>
+            <w:r>
+              <w:rPr>
+                <w:rFonts w:ascii="Times New Roman" w:hAnsi="Times New Roman" w:cs="Times New Roman"/>
+              </w:rPr>
+              <w:t>2</w:t>
             </w:r>
           </w:p>
         </w:tc>
@@ -1274,7 +1280,7 @@
             </w:rPr>
             <w:fldChar w:fldCharType="separate"/>
           </w:r>
-          <w:hyperlink w:anchor="_Toc232941387" w:history="1">
+          <w:hyperlink w:anchor="_Toc232957065" w:history="1">
             <w:r>
               <w:rPr>
                 <w:rStyle w:val="Hyperlink"/>
@@ -1297,7 +1303,7 @@
               <w:rPr>
                 <w:webHidden/>
               </w:rPr>
-              <w:instrText xml:space="preserve"> PAGEREF _Toc232941387 \h </w:instrText>
+              <w:instrText xml:space="preserve"> PAGEREF _Toc232957065 \h </w:instrText>
             </w:r>
             <w:r>
               <w:rPr>
@@ -1334,7 +1340,7 @@
               <w:noProof/>
             </w:rPr>
           </w:pPr>
-          <w:hyperlink w:anchor="_Toc232941388" w:history="1">
+          <w:hyperlink w:anchor="_Toc232957066" w:history="1">
             <w:r>
               <w:rPr>
                 <w:rStyle w:val="Hyperlink"/>
@@ -1361,7 +1367,7 @@
                 <w:noProof/>
                 <w:webHidden/>
               </w:rPr>
-              <w:instrText xml:space="preserve"> PAGEREF _Toc232941388 \h </w:instrText>
+              <w:instrText xml:space="preserve"> PAGEREF _Toc232957066 \h </w:instrText>
             </w:r>
             <w:r>
               <w:rPr>
@@ -1402,7 +1408,7 @@
               <w:noProof/>
             </w:rPr>
           </w:pPr>
-          <w:hyperlink w:anchor="_Toc232941389" w:history="1">
+          <w:hyperlink w:anchor="_Toc232957067" w:history="1">
             <w:r>
               <w:rPr>
                 <w:rStyle w:val="Hyperlink"/>
@@ -1429,7 +1435,7 @@
                 <w:noProof/>
                 <w:webHidden/>
               </w:rPr>
-              <w:instrText xml:space="preserve"> PAGEREF _Toc232941389 \h </w:instrText>
+              <w:instrText xml:space="preserve"> PAGEREF _Toc232957067 \h </w:instrText>
             </w:r>
             <w:r>
               <w:rPr>
@@ -1468,7 +1474,7 @@
               <w:bCs w:val="0"/>
             </w:rPr>
           </w:pPr>
-          <w:hyperlink w:anchor="_Toc232941390" w:history="1">
+          <w:hyperlink w:anchor="_Toc232957068" w:history="1">
             <w:r>
               <w:rPr>
                 <w:rStyle w:val="Hyperlink"/>
@@ -1491,7 +1497,7 @@
               <w:rPr>
                 <w:webHidden/>
               </w:rPr>
-              <w:instrText xml:space="preserve"> PAGEREF _Toc232941390 \h </w:instrText>
+              <w:instrText xml:space="preserve"> PAGEREF _Toc232957068 \h </w:instrText>
             </w:r>
             <w:r>
               <w:rPr>
@@ -1528,7 +1534,7 @@
               <w:noProof/>
             </w:rPr>
           </w:pPr>
-          <w:hyperlink w:anchor="_Toc232941391" w:history="1">
+          <w:hyperlink w:anchor="_Toc232957069" w:history="1">
             <w:r>
               <w:rPr>
                 <w:rStyle w:val="Hyperlink"/>
@@ -1555,7 +1561,7 @@
                 <w:noProof/>
                 <w:webHidden/>
               </w:rPr>
-              <w:instrText xml:space="preserve"> PAGEREF _Toc232941391 \h </w:instrText>
+              <w:instrText xml:space="preserve"> PAGEREF _Toc232957069 \h </w:instrText>
             </w:r>
             <w:r>
               <w:rPr>
@@ -1596,7 +1602,7 @@
               <w:noProof/>
             </w:rPr>
           </w:pPr>
-          <w:hyperlink w:anchor="_Toc232941392" w:history="1">
+          <w:hyperlink w:anchor="_Toc232957070" w:history="1">
             <w:r>
               <w:rPr>
                 <w:rStyle w:val="Hyperlink"/>
@@ -1623,7 +1629,7 @@
                 <w:noProof/>
                 <w:webHidden/>
               </w:rPr>
-              <w:instrText xml:space="preserve"> PAGEREF _Toc232941392 \h </w:instrText>
+              <w:instrText xml:space="preserve"> PAGEREF _Toc232957070 \h </w:instrText>
             </w:r>
             <w:r>
               <w:rPr>
@@ -1664,7 +1670,7 @@
               <w:noProof/>
             </w:rPr>
           </w:pPr>
-          <w:hyperlink w:anchor="_Toc232941393" w:history="1">
+          <w:hyperlink w:anchor="_Toc232957071" w:history="1">
             <w:r>
               <w:rPr>
                 <w:rStyle w:val="Hyperlink"/>
@@ -1691,7 +1697,7 @@
                 <w:noProof/>
                 <w:webHidden/>
               </w:rPr>
-              <w:instrText xml:space="preserve"> PAGEREF _Toc232941393 \h </w:instrText>
+              <w:instrText xml:space="preserve"> PAGEREF _Toc232957071 \h </w:instrText>
             </w:r>
             <w:r>
               <w:rPr>
@@ -1730,7 +1736,7 @@
               <w:bCs w:val="0"/>
             </w:rPr>
           </w:pPr>
-          <w:hyperlink w:anchor="_Toc232941394" w:history="1">
+          <w:hyperlink w:anchor="_Toc232957072" w:history="1">
             <w:r>
               <w:rPr>
                 <w:rStyle w:val="Hyperlink"/>
@@ -1753,7 +1759,7 @@
               <w:rPr>
                 <w:webHidden/>
               </w:rPr>
-              <w:instrText xml:space="preserve"> PAGEREF _Toc232941394 \h </w:instrText>
+              <w:instrText xml:space="preserve"> PAGEREF _Toc232957072 \h </w:instrText>
             </w:r>
             <w:r>
               <w:rPr>
@@ -1790,7 +1796,7 @@
               <w:noProof/>
             </w:rPr>
           </w:pPr>
-          <w:hyperlink w:anchor="_Toc232941395" w:history="1">
+          <w:hyperlink w:anchor="_Toc232957073" w:history="1">
             <w:r>
               <w:rPr>
                 <w:rStyle w:val="Hyperlink"/>
@@ -1817,7 +1823,7 @@
                 <w:noProof/>
                 <w:webHidden/>
               </w:rPr>
-              <w:instrText xml:space="preserve"> PAGEREF _Toc232941395 \h </w:instrText>
+              <w:instrText xml:space="preserve"> PAGEREF _Toc232957073 \h </w:instrText>
             </w:r>
             <w:r>
               <w:rPr>
@@ -1858,7 +1864,7 @@
               <w:noProof/>
             </w:rPr>
           </w:pPr>
-          <w:hyperlink w:anchor="_Toc232941396" w:history="1">
+          <w:hyperlink w:anchor="_Toc232957074" w:history="1">
             <w:r>
               <w:rPr>
                 <w:rStyle w:val="Hyperlink"/>
@@ -1885,7 +1891,7 @@
                 <w:noProof/>
                 <w:webHidden/>
               </w:rPr>
-              <w:instrText xml:space="preserve"> PAGEREF _Toc232941396 \h </w:instrText>
+              <w:instrText xml:space="preserve"> PAGEREF _Toc232957074 \h </w:instrText>
             </w:r>
             <w:r>
               <w:rPr>
@@ -1926,7 +1932,7 @@
               <w:noProof/>
             </w:rPr>
           </w:pPr>
-          <w:hyperlink w:anchor="_Toc232941397" w:history="1">
+          <w:hyperlink w:anchor="_Toc232957075" w:history="1">
             <w:r>
               <w:rPr>
                 <w:rStyle w:val="Hyperlink"/>
@@ -1953,7 +1959,7 @@
                 <w:noProof/>
                 <w:webHidden/>
               </w:rPr>
-              <w:instrText xml:space="preserve"> PAGEREF _Toc232941397 \h </w:instrText>
+              <w:instrText xml:space="preserve"> PAGEREF _Toc232957075 \h </w:instrText>
             </w:r>
             <w:r>
               <w:rPr>
@@ -1992,7 +1998,7 @@
               <w:bCs w:val="0"/>
             </w:rPr>
           </w:pPr>
-          <w:hyperlink w:anchor="_Toc232941398" w:history="1">
+          <w:hyperlink w:anchor="_Toc232957076" w:history="1">
             <w:r>
               <w:rPr>
                 <w:rStyle w:val="Hyperlink"/>
@@ -2015,7 +2021,7 @@
               <w:rPr>
                 <w:webHidden/>
               </w:rPr>
-              <w:instrText xml:space="preserve"> PAGEREF _Toc232941398 \h </w:instrText>
+              <w:instrText xml:space="preserve"> PAGEREF _Toc232957076 \h </w:instrText>
             </w:r>
             <w:r>
               <w:rPr>
@@ -2052,7 +2058,7 @@
               <w:noProof/>
             </w:rPr>
           </w:pPr>
-          <w:hyperlink w:anchor="_Toc232941399" w:history="1">
+          <w:hyperlink w:anchor="_Toc232957077" w:history="1">
             <w:r>
               <w:rPr>
                 <w:rStyle w:val="Hyperlink"/>
@@ -2079,7 +2085,7 @@
                 <w:noProof/>
                 <w:webHidden/>
               </w:rPr>
-              <w:instrText xml:space="preserve"> PAGEREF _Toc232941399 \h </w:instrText>
+              <w:instrText xml:space="preserve"> PAGEREF _Toc232957077 \h </w:instrText>
             </w:r>
             <w:r>
               <w:rPr>
@@ -2120,7 +2126,7 @@
               <w:noProof/>
             </w:rPr>
           </w:pPr>
-          <w:hyperlink w:anchor="_Toc232941400" w:history="1">
+          <w:hyperlink w:anchor="_Toc232957078" w:history="1">
             <w:r>
               <w:rPr>
                 <w:rStyle w:val="Hyperlink"/>
@@ -2147,7 +2153,7 @@
                 <w:noProof/>
                 <w:webHidden/>
               </w:rPr>
-              <w:instrText xml:space="preserve"> PAGEREF _Toc232941400 \h </w:instrText>
+              <w:instrText xml:space="preserve"> PAGEREF _Toc232957078 \h </w:instrText>
             </w:r>
             <w:r>
               <w:rPr>
@@ -2167,7 +2173,7 @@
                 <w:noProof/>
                 <w:webHidden/>
               </w:rPr>
-              <w:t>22</w:t>
+              <w:t>24</w:t>
             </w:r>
             <w:r>
               <w:rPr>
@@ -2186,7 +2192,7 @@
               <w:bCs w:val="0"/>
             </w:rPr>
           </w:pPr>
-          <w:hyperlink w:anchor="_Toc232941401" w:history="1">
+          <w:hyperlink w:anchor="_Toc232957079" w:history="1">
             <w:r>
               <w:rPr>
                 <w:rStyle w:val="Hyperlink"/>
@@ -2209,7 +2215,7 @@
               <w:rPr>
                 <w:webHidden/>
               </w:rPr>
-              <w:instrText xml:space="preserve"> PAGEREF _Toc232941401 \h </w:instrText>
+              <w:instrText xml:space="preserve"> PAGEREF _Toc232957079 \h </w:instrText>
             </w:r>
             <w:r>
               <w:rPr>
@@ -2226,7 +2232,7 @@
               <w:rPr>
                 <w:webHidden/>
               </w:rPr>
-              <w:t>26</w:t>
+              <w:t>28</w:t>
             </w:r>
             <w:r>
               <w:rPr>
@@ -2246,7 +2252,7 @@
               <w:noProof/>
             </w:rPr>
           </w:pPr>
-          <w:hyperlink w:anchor="_Toc232941402" w:history="1">
+          <w:hyperlink w:anchor="_Toc232957080" w:history="1">
             <w:r>
               <w:rPr>
                 <w:rStyle w:val="Hyperlink"/>
@@ -2273,7 +2279,7 @@
                 <w:noProof/>
                 <w:webHidden/>
               </w:rPr>
-              <w:instrText xml:space="preserve"> PAGEREF _Toc232941402 \h </w:instrText>
+              <w:instrText xml:space="preserve"> PAGEREF _Toc232957080 \h </w:instrText>
             </w:r>
             <w:r>
               <w:rPr>
@@ -2293,7 +2299,7 @@
                 <w:noProof/>
                 <w:webHidden/>
               </w:rPr>
-              <w:t>26</w:t>
+              <w:t>28</w:t>
             </w:r>
             <w:r>
               <w:rPr>
@@ -2314,7 +2320,7 @@
               <w:noProof/>
             </w:rPr>
           </w:pPr>
-          <w:hyperlink w:anchor="_Toc232941403" w:history="1">
+          <w:hyperlink w:anchor="_Toc232957081" w:history="1">
             <w:r>
               <w:rPr>
                 <w:rStyle w:val="Hyperlink"/>
@@ -2341,7 +2347,7 @@
                 <w:noProof/>
                 <w:webHidden/>
               </w:rPr>
-              <w:instrText xml:space="preserve"> PAGEREF _Toc232941403 \h </w:instrText>
+              <w:instrText xml:space="preserve"> PAGEREF _Toc232957081 \h </w:instrText>
             </w:r>
             <w:r>
               <w:rPr>
@@ -2361,7 +2367,7 @@
                 <w:noProof/>
                 <w:webHidden/>
               </w:rPr>
-              <w:t>27</w:t>
+              <w:t>29</w:t>
             </w:r>
             <w:r>
               <w:rPr>
@@ -2380,7 +2386,7 @@
               <w:bCs w:val="0"/>
             </w:rPr>
           </w:pPr>
-          <w:hyperlink w:anchor="_Toc232941404" w:history="1">
+          <w:hyperlink w:anchor="_Toc232957082" w:history="1">
             <w:r>
               <w:rPr>
                 <w:rStyle w:val="Hyperlink"/>
@@ -2403,7 +2409,7 @@
               <w:rPr>
                 <w:webHidden/>
               </w:rPr>
-              <w:instrText xml:space="preserve"> PAGEREF _Toc232941404 \h </w:instrText>
+              <w:instrText xml:space="preserve"> PAGEREF _Toc232957082 \h </w:instrText>
             </w:r>
             <w:r>
               <w:rPr>
@@ -2420,7 +2426,7 @@
               <w:rPr>
                 <w:webHidden/>
               </w:rPr>
-              <w:t>28</w:t>
+              <w:t>30</w:t>
             </w:r>
             <w:r>
               <w:rPr>
@@ -2438,7 +2444,7 @@
               <w:bCs w:val="0"/>
             </w:rPr>
           </w:pPr>
-          <w:hyperlink w:anchor="_Toc232941405" w:history="1">
+          <w:hyperlink w:anchor="_Toc232957083" w:history="1">
             <w:r>
               <w:rPr>
                 <w:rStyle w:val="Hyperlink"/>
@@ -2461,7 +2467,7 @@
               <w:rPr>
                 <w:webHidden/>
               </w:rPr>
-              <w:instrText xml:space="preserve"> PAGEREF _Toc232941405 \h </w:instrText>
+              <w:instrText xml:space="preserve"> PAGEREF _Toc232957083 \h </w:instrText>
             </w:r>
             <w:r>
               <w:rPr>
@@ -2478,7 +2484,7 @@
               <w:rPr>
                 <w:webHidden/>
               </w:rPr>
-              <w:t>29</w:t>
+              <w:t>31</w:t>
             </w:r>
             <w:r>
               <w:rPr>
@@ -2567,7 +2573,7 @@
       <w:pPr>
         <w:pStyle w:val="Heading1"/>
       </w:pPr>
-      <w:bookmarkStart w:id="0" w:name="_Toc232941387"/>
+      <w:bookmarkStart w:id="0" w:name="_Toc232957065"/>
       <w:r>
         <w:lastRenderedPageBreak/>
         <w:t>1.</w:t>
@@ -2584,7 +2590,7 @@
       <w:pPr>
         <w:pStyle w:val="Heading2"/>
       </w:pPr>
-      <w:bookmarkStart w:id="1" w:name="_Toc232941388"/>
+      <w:bookmarkStart w:id="1" w:name="_Toc232957066"/>
       <w:r>
         <w:t>1.1 Background &amp; Motivation</w:t>
       </w:r>
@@ -2995,7 +3001,7 @@
       <w:pPr>
         <w:pStyle w:val="Heading2"/>
       </w:pPr>
-      <w:bookmarkStart w:id="2" w:name="_Toc232941389"/>
+      <w:bookmarkStart w:id="2" w:name="_Toc232957067"/>
       <w:r>
         <w:lastRenderedPageBreak/>
         <w:t>1.</w:t>
@@ -3296,7 +3302,7 @@
       <w:pPr>
         <w:pStyle w:val="Heading1"/>
       </w:pPr>
-      <w:bookmarkStart w:id="3" w:name="_Toc232941390"/>
+      <w:bookmarkStart w:id="3" w:name="_Toc232957068"/>
       <w:r>
         <w:lastRenderedPageBreak/>
         <w:t>2.0 Data</w:t>
@@ -3307,7 +3313,7 @@
       <w:pPr>
         <w:pStyle w:val="Heading2"/>
       </w:pPr>
-      <w:bookmarkStart w:id="4" w:name="_Toc232941391"/>
+      <w:bookmarkStart w:id="4" w:name="_Toc232957069"/>
       <w:r>
         <w:t>2.1 Data Source and Governance</w:t>
       </w:r>
@@ -4450,7 +4456,7 @@
       <w:pPr>
         <w:pStyle w:val="Heading2"/>
       </w:pPr>
-      <w:bookmarkStart w:id="5" w:name="_Toc232941392"/>
+      <w:bookmarkStart w:id="5" w:name="_Toc232957070"/>
       <w:r>
         <w:rPr>
           <w:rFonts w:hint="eastAsia"/>
@@ -5260,7 +5266,21 @@
         <w:rPr>
           <w:rFonts w:ascii="Times New Roman" w:hAnsi="Times New Roman" w:cs="Times New Roman"/>
         </w:rPr>
-        <w:t xml:space="preserve"> The Sorter prepares the clean data for branching into 4 distinct GroupBy nodes. Each branch generates a specific CSV tailored for a D3.js component:</w:t>
+        <w:t xml:space="preserve"> The Sorter prepares the clean data for branching into 4 distinct </w:t>
+      </w:r>
+      <w:proofErr w:type="spellStart"/>
+      <w:r>
+        <w:rPr>
+          <w:rFonts w:ascii="Times New Roman" w:hAnsi="Times New Roman" w:cs="Times New Roman"/>
+        </w:rPr>
+        <w:t>GroupBy</w:t>
+      </w:r>
+      <w:proofErr w:type="spellEnd"/>
+      <w:r>
+        <w:rPr>
+          <w:rFonts w:ascii="Times New Roman" w:hAnsi="Times New Roman" w:cs="Times New Roman"/>
+        </w:rPr>
+        <w:t xml:space="preserve"> nodes. Each branch generates a specific CSV tailored for a D3.js component:</w:t>
       </w:r>
     </w:p>
     <w:p>
@@ -5434,7 +5454,7 @@
       <w:pPr>
         <w:pStyle w:val="Heading2"/>
       </w:pPr>
-      <w:bookmarkStart w:id="6" w:name="_Toc232941393"/>
+      <w:bookmarkStart w:id="6" w:name="_Toc232957071"/>
       <w:r>
         <w:rPr>
           <w:rFonts w:hint="eastAsia"/>
@@ -5542,7 +5562,49 @@
         <w:rPr>
           <w:rFonts w:ascii="Times New Roman" w:hAnsi="Times New Roman" w:cs="Times New Roman"/>
         </w:rPr>
-        <w:t xml:space="preserve"> The dataset revealed a severe skew in speed_fines, with FINES reaching into the tens of millions, completely dwarfing other metrics like mobile_phone_use and non_wearing_seatbelts.</w:t>
+        <w:t xml:space="preserve"> The dataset revealed a severe skew in </w:t>
+      </w:r>
+      <w:proofErr w:type="spellStart"/>
+      <w:r>
+        <w:rPr>
+          <w:rFonts w:ascii="Times New Roman" w:hAnsi="Times New Roman" w:cs="Times New Roman"/>
+        </w:rPr>
+        <w:t>speed_fines</w:t>
+      </w:r>
+      <w:proofErr w:type="spellEnd"/>
+      <w:r>
+        <w:rPr>
+          <w:rFonts w:ascii="Times New Roman" w:hAnsi="Times New Roman" w:cs="Times New Roman"/>
+        </w:rPr>
+        <w:t xml:space="preserve">, with FINES reaching into the tens of millions, completely dwarfing other metrics like </w:t>
+      </w:r>
+      <w:proofErr w:type="spellStart"/>
+      <w:r>
+        <w:rPr>
+          <w:rFonts w:ascii="Times New Roman" w:hAnsi="Times New Roman" w:cs="Times New Roman"/>
+        </w:rPr>
+        <w:t>mobile_phone_use</w:t>
+      </w:r>
+      <w:proofErr w:type="spellEnd"/>
+      <w:r>
+        <w:rPr>
+          <w:rFonts w:ascii="Times New Roman" w:hAnsi="Times New Roman" w:cs="Times New Roman"/>
+        </w:rPr>
+        <w:t xml:space="preserve"> and </w:t>
+      </w:r>
+      <w:proofErr w:type="spellStart"/>
+      <w:r>
+        <w:rPr>
+          <w:rFonts w:ascii="Times New Roman" w:hAnsi="Times New Roman" w:cs="Times New Roman"/>
+        </w:rPr>
+        <w:t>non_wearing_seatbelts</w:t>
+      </w:r>
+      <w:proofErr w:type="spellEnd"/>
+      <w:r>
+        <w:rPr>
+          <w:rFonts w:ascii="Times New Roman" w:hAnsi="Times New Roman" w:cs="Times New Roman"/>
+        </w:rPr>
+        <w:t>.</w:t>
       </w:r>
     </w:p>
     <w:p>
@@ -5626,7 +5688,21 @@
         <w:rPr>
           <w:rFonts w:ascii="Times New Roman" w:hAnsi="Times New Roman" w:cs="Times New Roman"/>
         </w:rPr>
-        <w:t xml:space="preserve"> (e.g., row 100 in fine_grained_intersection.csv) represent massive aggregate numbers (e.g., 49,339,892 speed fines for 26-39 year olds). These were treated as aggregate metadata rather than specific demographic data in the front-end logic to prevent visual distortion.</w:t>
+        <w:t xml:space="preserve"> (e.g., row 100 in fine_grained_intersection.csv) represent massive aggregate numbers (e.g., 49,339,892 speed fines for </w:t>
+      </w:r>
+      <w:proofErr w:type="gramStart"/>
+      <w:r>
+        <w:rPr>
+          <w:rFonts w:ascii="Times New Roman" w:hAnsi="Times New Roman" w:cs="Times New Roman"/>
+        </w:rPr>
+        <w:t>26-39 year olds</w:t>
+      </w:r>
+      <w:proofErr w:type="gramEnd"/>
+      <w:r>
+        <w:rPr>
+          <w:rFonts w:ascii="Times New Roman" w:hAnsi="Times New Roman" w:cs="Times New Roman"/>
+        </w:rPr>
+        <w:t>). These were treated as aggregate metadata rather than specific demographic data in the front-end logic to prevent visual distortion.</w:t>
       </w:r>
     </w:p>
     <w:p>
@@ -5771,7 +5847,21 @@
         <w:rPr>
           <w:rFonts w:ascii="Times New Roman" w:hAnsi="Times New Roman" w:cs="Times New Roman"/>
         </w:rPr>
-        <w:t>The main issue we faced was a lack of consistency between how automated cameras and police officers enforce violations based on “data granularity”. The camera systems produce many tickets, but don’t produce any arrests or charges from those tickets. In contrast, police officers produce far fewer tickets than automated camera systems but produce most of the arrests; therefore, a simple side-by-side comparison between the two types of enforcement would not provide an accurate measurement of either method's true effectiveness as a means of “Enforcement Severity”. During early prototyping, we explored a “Dual-Axis Butterfly Chart” to provide separate scales; however, as detailed in Section 4.1 (Iteration 1), user testing revealed this confused non-expert audiences. This EDA challenge ultimately led us to our final design decision: separating the macro severity comparison into KPI cards, and using distinct visual channels (colour/grouping) in the demographic charts to highlight the ratio of fines to arrests.</w:t>
+        <w:t xml:space="preserve">The main issue we faced was a lack of consistency between how automated cameras and police officers enforce violations based on “data granularity”. The camera systems produce many tickets, but don’t produce any arrests or charges from those tickets. In contrast, police officers produce far fewer tickets than automated camera systems but produce most of the arrests; therefore, a simple side-by-side comparison between the two types of enforcement would not provide an accurate measurement of either method's true effectiveness as a means of “Enforcement Severity”. During early prototyping, we explored a “Dual-Axis Butterfly Chart” to provide separate scales; however, as detailed in Section 4.1 (Iteration 1), user testing revealed this confused non-expert audiences. This EDA challenge ultimately led us to our final design decision: separating the macro severity comparison into KPI </w:t>
+      </w:r>
+      <w:proofErr w:type="gramStart"/>
+      <w:r>
+        <w:rPr>
+          <w:rFonts w:ascii="Times New Roman" w:hAnsi="Times New Roman" w:cs="Times New Roman"/>
+        </w:rPr>
+        <w:t>cards, and</w:t>
+      </w:r>
+      <w:proofErr w:type="gramEnd"/>
+      <w:r>
+        <w:rPr>
+          <w:rFonts w:ascii="Times New Roman" w:hAnsi="Times New Roman" w:cs="Times New Roman"/>
+        </w:rPr>
+        <w:t xml:space="preserve"> using distinct visual channels (colour/grouping) in the demographic charts to highlight the ratio of fines to arrests.</w:t>
       </w:r>
     </w:p>
     <w:p>
@@ -5805,7 +5895,7 @@
       <w:pPr>
         <w:pStyle w:val="Heading1"/>
       </w:pPr>
-      <w:bookmarkStart w:id="7" w:name="_Toc232941394"/>
+      <w:bookmarkStart w:id="7" w:name="_Toc232957072"/>
       <w:r>
         <w:rPr>
           <w:rFonts w:hint="eastAsia"/>
@@ -5825,7 +5915,7 @@
       <w:pPr>
         <w:pStyle w:val="Heading2"/>
       </w:pPr>
-      <w:bookmarkStart w:id="8" w:name="_Toc232941395"/>
+      <w:bookmarkStart w:id="8" w:name="_Toc232957073"/>
       <w:r>
         <w:rPr>
           <w:rFonts w:hint="eastAsia"/>
@@ -6079,6 +6169,7 @@
         </w:rPr>
         <w:t xml:space="preserve">As illustrated in Figures 2 and 3, the website employs a fixed left-rail navigation layout combined with a multi-page (pagination) architecture. This design strictly adheres to </w:t>
       </w:r>
+      <w:proofErr w:type="spellStart"/>
       <w:r>
         <w:rPr>
           <w:rFonts w:ascii="Times New Roman" w:hAnsi="Times New Roman" w:cs="Times New Roman"/>
@@ -6087,7 +6178,18 @@
           <w:i/>
           <w:iCs/>
         </w:rPr>
-        <w:t>Munzner’s nested model</w:t>
+        <w:t>Munzner’s</w:t>
+      </w:r>
+      <w:proofErr w:type="spellEnd"/>
+      <w:r>
+        <w:rPr>
+          <w:rFonts w:ascii="Times New Roman" w:hAnsi="Times New Roman" w:cs="Times New Roman"/>
+          <w:b/>
+          <w:bCs/>
+          <w:i/>
+          <w:iCs/>
+        </w:rPr>
+        <w:t xml:space="preserve"> nested model</w:t>
       </w:r>
       <w:r>
         <w:rPr>
@@ -6201,6 +6303,7 @@
         </w:rPr>
         <w:t xml:space="preserve">Using </w:t>
       </w:r>
+      <w:proofErr w:type="spellStart"/>
       <w:r>
         <w:rPr>
           <w:rFonts w:ascii="Times New Roman" w:hAnsi="Times New Roman" w:cs="Times New Roman"/>
@@ -6209,13 +6312,38 @@
           <w:i/>
           <w:iCs/>
         </w:rPr>
-        <w:t>Munzner's model of nesting</w:t>
-      </w:r>
-      <w:r>
-        <w:rPr>
-          <w:rFonts w:ascii="Times New Roman" w:hAnsi="Times New Roman" w:cs="Times New Roman"/>
-        </w:rPr>
-        <w:t>, the design has created a fixed left navigation bar and a multi-page layout that provides users with clarity and density of information through the use of the design. The first pages contain high-level KPIs, demographics, and trends; the second includes detailed methods for detecting detected anomalies through separation of the two, providing clarity while maintaining instant access to key cross-filtering logic and preventing cognitive overload when comparing pages. This results in a consistent and intuitive user experience when exploring data across all pages.</w:t>
+        <w:t>Munzner's</w:t>
+      </w:r>
+      <w:proofErr w:type="spellEnd"/>
+      <w:r>
+        <w:rPr>
+          <w:rFonts w:ascii="Times New Roman" w:hAnsi="Times New Roman" w:cs="Times New Roman"/>
+          <w:b/>
+          <w:bCs/>
+          <w:i/>
+          <w:iCs/>
+        </w:rPr>
+        <w:t xml:space="preserve"> model of nesting</w:t>
+      </w:r>
+      <w:r>
+        <w:rPr>
+          <w:rFonts w:ascii="Times New Roman" w:hAnsi="Times New Roman" w:cs="Times New Roman"/>
+        </w:rPr>
+        <w:t xml:space="preserve">, the design has created a fixed left navigation bar and a multi-page layout that provides users with clarity and density of information </w:t>
+      </w:r>
+      <w:proofErr w:type="gramStart"/>
+      <w:r>
+        <w:rPr>
+          <w:rFonts w:ascii="Times New Roman" w:hAnsi="Times New Roman" w:cs="Times New Roman"/>
+        </w:rPr>
+        <w:t>through the use of</w:t>
+      </w:r>
+      <w:proofErr w:type="gramEnd"/>
+      <w:r>
+        <w:rPr>
+          <w:rFonts w:ascii="Times New Roman" w:hAnsi="Times New Roman" w:cs="Times New Roman"/>
+        </w:rPr>
+        <w:t xml:space="preserve"> the design. The first pages contain high-level KPIs, demographics, and trends; the second includes detailed methods for detecting detected anomalies through separation of the two, providing clarity while maintaining instant access to key cross-filtering logic and preventing cognitive overload when comparing pages. This results in a consistent and intuitive user experience when exploring data across all pages.</w:t>
       </w:r>
     </w:p>
     <w:p>
@@ -6427,13 +6555,23 @@
         </w:rPr>
         <w:t xml:space="preserve"> problem. The interaction path strictly follows </w:t>
       </w:r>
-      <w:r>
-        <w:rPr>
-          <w:rFonts w:ascii="Times New Roman" w:hAnsi="Times New Roman" w:cs="Times New Roman"/>
-          <w:b/>
-          <w:bCs/>
-        </w:rPr>
-        <w:t>Shneiderman’s Mantra</w:t>
+      <w:proofErr w:type="spellStart"/>
+      <w:r>
+        <w:rPr>
+          <w:rFonts w:ascii="Times New Roman" w:hAnsi="Times New Roman" w:cs="Times New Roman"/>
+          <w:b/>
+          <w:bCs/>
+        </w:rPr>
+        <w:t>Shneiderman’s</w:t>
+      </w:r>
+      <w:proofErr w:type="spellEnd"/>
+      <w:r>
+        <w:rPr>
+          <w:rFonts w:ascii="Times New Roman" w:hAnsi="Times New Roman" w:cs="Times New Roman"/>
+          <w:b/>
+          <w:bCs/>
+        </w:rPr>
+        <w:t xml:space="preserve"> Mantra</w:t>
       </w:r>
       <w:r>
         <w:rPr>
@@ -6621,7 +6759,7 @@
       <w:pPr>
         <w:pStyle w:val="Heading2"/>
       </w:pPr>
-      <w:bookmarkStart w:id="9" w:name="_Toc232941396"/>
+      <w:bookmarkStart w:id="9" w:name="_Toc232957074"/>
       <w:r>
         <w:lastRenderedPageBreak/>
         <w:t>3.</w:t>
@@ -7184,7 +7322,7 @@
       <w:pPr>
         <w:pStyle w:val="Heading2"/>
       </w:pPr>
-      <w:bookmarkStart w:id="10" w:name="_Toc232941397"/>
+      <w:bookmarkStart w:id="10" w:name="_Toc232957075"/>
       <w:r>
         <w:lastRenderedPageBreak/>
         <w:t>3</w:t>
@@ -7702,7 +7840,7 @@
       <w:pPr>
         <w:pStyle w:val="Heading1"/>
       </w:pPr>
-      <w:bookmarkStart w:id="11" w:name="_Toc232941398"/>
+      <w:bookmarkStart w:id="11" w:name="_Toc232957076"/>
       <w:r>
         <w:lastRenderedPageBreak/>
         <w:t>4.0 Iteration and Validation</w:t>
@@ -7713,7 +7851,7 @@
       <w:pPr>
         <w:pStyle w:val="Heading2"/>
       </w:pPr>
-      <w:bookmarkStart w:id="12" w:name="_Toc232941399"/>
+      <w:bookmarkStart w:id="12" w:name="_Toc232957077"/>
       <w:r>
         <w:t>4.1 Testing and Refinements</w:t>
       </w:r>
@@ -9928,7 +10066,21 @@
         <w:rPr>
           <w:rFonts w:ascii="Times New Roman" w:hAnsi="Times New Roman" w:cs="Times New Roman"/>
         </w:rPr>
-        <w:t xml:space="preserve"> The default D3 line curve (curveCardinal) introduced artificial, exaggerated peaks (false anomalies) that did not exist in the raw monthly data. </w:t>
+        <w:t xml:space="preserve"> The default D3 line curve (</w:t>
+      </w:r>
+      <w:proofErr w:type="spellStart"/>
+      <w:r>
+        <w:rPr>
+          <w:rFonts w:ascii="Times New Roman" w:hAnsi="Times New Roman" w:cs="Times New Roman"/>
+        </w:rPr>
+        <w:t>curveCardinal</w:t>
+      </w:r>
+      <w:proofErr w:type="spellEnd"/>
+      <w:r>
+        <w:rPr>
+          <w:rFonts w:ascii="Times New Roman" w:hAnsi="Times New Roman" w:cs="Times New Roman"/>
+        </w:rPr>
+        <w:t xml:space="preserve">) introduced artificial, exaggerated peaks (false anomalies) that did not exist in the raw monthly data. </w:t>
       </w:r>
     </w:p>
     <w:p>
@@ -9961,11 +10113,19 @@
         </w:rPr>
         <w:t>“</w:t>
       </w:r>
-      <w:r>
-        <w:rPr>
-          <w:rFonts w:ascii="Times New Roman" w:hAnsi="Times New Roman" w:cs="Times New Roman"/>
-        </w:rPr>
-        <w:t>Huberted tourism...</w:t>
+      <w:proofErr w:type="spellStart"/>
+      <w:r>
+        <w:rPr>
+          <w:rFonts w:ascii="Times New Roman" w:hAnsi="Times New Roman" w:cs="Times New Roman"/>
+        </w:rPr>
+        <w:t>Huberted</w:t>
+      </w:r>
+      <w:proofErr w:type="spellEnd"/>
+      <w:r>
+        <w:rPr>
+          <w:rFonts w:ascii="Times New Roman" w:hAnsi="Times New Roman" w:cs="Times New Roman"/>
+        </w:rPr>
+        <w:t xml:space="preserve"> tourism...</w:t>
       </w:r>
       <w:r>
         <w:rPr>
@@ -10005,7 +10165,21 @@
         <w:rPr>
           <w:rFonts w:ascii="Times New Roman" w:hAnsi="Times New Roman" w:cs="Times New Roman"/>
         </w:rPr>
-        <w:t xml:space="preserve"> We modified the D3 line generator to use a strict linear interpolation (curveLinear / straight lines between data points) to accurately reflect the true monthly aggregation without artificial smoothing. We also purged all placeholder text.</w:t>
+        <w:t xml:space="preserve"> We modified the D3 line generator to use a strict linear interpolation (</w:t>
+      </w:r>
+      <w:proofErr w:type="spellStart"/>
+      <w:r>
+        <w:rPr>
+          <w:rFonts w:ascii="Times New Roman" w:hAnsi="Times New Roman" w:cs="Times New Roman"/>
+        </w:rPr>
+        <w:t>curveLinear</w:t>
+      </w:r>
+      <w:proofErr w:type="spellEnd"/>
+      <w:r>
+        <w:rPr>
+          <w:rFonts w:ascii="Times New Roman" w:hAnsi="Times New Roman" w:cs="Times New Roman"/>
+        </w:rPr>
+        <w:t xml:space="preserve"> / straight lines between data points) to accurately reflect the true monthly aggregation without artificial smoothing. We also purged all placeholder text.</w:t>
       </w:r>
     </w:p>
     <w:p>
@@ -11123,15 +11297,7 @@
           <w:b/>
           <w:bCs/>
         </w:rPr>
-        <w:t>7</w:t>
-      </w:r>
-      <w:r>
-        <w:rPr>
-          <w:rFonts w:ascii="Times New Roman" w:hAnsi="Times New Roman" w:cs="Times New Roman"/>
-          <w:b/>
-          <w:bCs/>
-        </w:rPr>
-        <w:t xml:space="preserve">: </w:t>
+        <w:t xml:space="preserve">7: </w:t>
       </w:r>
       <w:r>
         <w:rPr>
@@ -11255,19 +11421,7 @@
         <w:rPr>
           <w:rFonts w:ascii="Times New Roman" w:hAnsi="Times New Roman" w:cs="Times New Roman"/>
         </w:rPr>
-        <w:t xml:space="preserve">) were visually too weak. </w:t>
-      </w:r>
-      <w:r>
-        <w:rPr>
-          <w:rFonts w:ascii="Times New Roman" w:hAnsi="Times New Roman" w:cs="Times New Roman"/>
-        </w:rPr>
-        <w:t>These risked users</w:t>
-      </w:r>
-      <w:r>
-        <w:rPr>
-          <w:rFonts w:ascii="Times New Roman" w:hAnsi="Times New Roman" w:cs="Times New Roman"/>
-        </w:rPr>
-        <w:t xml:space="preserve"> misinterpreting the scale of the bars, violating graphical integrity.</w:t>
+        <w:t>) were visually too weak. These risked users misinterpreting the scale of the bars, violating graphical integrity.</w:t>
       </w:r>
     </w:p>
     <w:p>
@@ -11398,7 +11552,31 @@
           <w:b/>
           <w:bCs/>
         </w:rPr>
-        <w:t>Table 8: Change Made for Website 6</w:t>
+        <w:t xml:space="preserve">Table </w:t>
+      </w:r>
+      <w:r>
+        <w:rPr>
+          <w:rFonts w:ascii="Times New Roman" w:hAnsi="Times New Roman" w:cs="Times New Roman" w:hint="eastAsia"/>
+          <w:b/>
+          <w:bCs/>
+        </w:rPr>
+        <w:t>9</w:t>
+      </w:r>
+      <w:r>
+        <w:rPr>
+          <w:rFonts w:ascii="Times New Roman" w:hAnsi="Times New Roman" w:cs="Times New Roman"/>
+          <w:b/>
+          <w:bCs/>
+        </w:rPr>
+        <w:t xml:space="preserve">: Change Made for Website </w:t>
+      </w:r>
+      <w:r>
+        <w:rPr>
+          <w:rFonts w:ascii="Times New Roman" w:hAnsi="Times New Roman" w:cs="Times New Roman" w:hint="eastAsia"/>
+          <w:b/>
+          <w:bCs/>
+        </w:rPr>
+        <w:t>7</w:t>
       </w:r>
     </w:p>
     <w:tbl>
@@ -11595,6 +11773,7 @@
                 <w:rFonts w:ascii="Times New Roman" w:hAnsi="Times New Roman" w:cs="Times New Roman"/>
                 <w:b/>
                 <w:bCs/>
+                <w:noProof/>
               </w:rPr>
               <w:drawing>
                 <wp:inline distT="0" distB="0" distL="0" distR="0" wp14:anchorId="1244B980" wp14:editId="718D2EE0">
@@ -11651,23 +11830,7 @@
                 <w:b/>
                 <w:bCs/>
               </w:rPr>
-              <w:t>Figure 1</w:t>
-            </w:r>
-            <w:r>
-              <w:rPr>
-                <w:rFonts w:ascii="Times New Roman" w:hAnsi="Times New Roman" w:cs="Times New Roman"/>
-                <w:b/>
-                <w:bCs/>
-              </w:rPr>
-              <w:t>7</w:t>
-            </w:r>
-            <w:r>
-              <w:rPr>
-                <w:rFonts w:ascii="Times New Roman" w:hAnsi="Times New Roman" w:cs="Times New Roman"/>
-                <w:b/>
-                <w:bCs/>
-              </w:rPr>
-              <w:t xml:space="preserve">: </w:t>
+              <w:t xml:space="preserve">Figure 17: </w:t>
             </w:r>
           </w:p>
           <w:p>
@@ -11873,6 +12036,7 @@
                 <w:rFonts w:ascii="Times New Roman" w:hAnsi="Times New Roman" w:cs="Times New Roman"/>
                 <w:b/>
                 <w:bCs/>
+                <w:noProof/>
               </w:rPr>
               <w:drawing>
                 <wp:inline distT="0" distB="0" distL="0" distR="0" wp14:anchorId="59C5E936" wp14:editId="1890A0B9">
@@ -11929,23 +12093,7 @@
                 <w:b/>
                 <w:bCs/>
               </w:rPr>
-              <w:t>Figure 1</w:t>
-            </w:r>
-            <w:r>
-              <w:rPr>
-                <w:rFonts w:ascii="Times New Roman" w:hAnsi="Times New Roman" w:cs="Times New Roman"/>
-                <w:b/>
-                <w:bCs/>
-              </w:rPr>
-              <w:t>8</w:t>
-            </w:r>
-            <w:r>
-              <w:rPr>
-                <w:rFonts w:ascii="Times New Roman" w:hAnsi="Times New Roman" w:cs="Times New Roman"/>
-                <w:b/>
-                <w:bCs/>
-              </w:rPr>
-              <w:t xml:space="preserve">: </w:t>
+              <w:t xml:space="preserve">Figure 18: </w:t>
             </w:r>
           </w:p>
           <w:p>
@@ -11966,15 +12114,7 @@
                 <w:b/>
                 <w:bCs/>
               </w:rPr>
-              <w:t xml:space="preserve">After Redesign </w:t>
-            </w:r>
-            <w:r>
-              <w:rPr>
-                <w:rFonts w:ascii="Times New Roman" w:hAnsi="Times New Roman" w:cs="Times New Roman"/>
-                <w:b/>
-                <w:bCs/>
-              </w:rPr>
-              <w:t>X and Y styling</w:t>
+              <w:t>After Redesign X and Y styling</w:t>
             </w:r>
           </w:p>
         </w:tc>
@@ -12095,15 +12235,7 @@
           <w:b/>
           <w:bCs/>
         </w:rPr>
-        <w:t>8</w:t>
-      </w:r>
-      <w:r>
-        <w:rPr>
-          <w:rFonts w:ascii="Times New Roman" w:hAnsi="Times New Roman" w:cs="Times New Roman"/>
-          <w:b/>
-          <w:bCs/>
-        </w:rPr>
-        <w:t xml:space="preserve">: </w:t>
+        <w:t xml:space="preserve">8: </w:t>
       </w:r>
       <w:r>
         <w:rPr>
@@ -12204,6 +12336,51 @@
           <w:bCs/>
         </w:rPr>
         <w:t>:</w:t>
+      </w:r>
+    </w:p>
+    <w:p>
+      <w:pPr>
+        <w:pStyle w:val="ListParagraph"/>
+        <w:spacing w:line="360" w:lineRule="auto"/>
+        <w:ind w:left="360"/>
+        <w:jc w:val="center"/>
+        <w:rPr>
+          <w:rFonts w:ascii="Times New Roman" w:hAnsi="Times New Roman" w:cs="Times New Roman"/>
+          <w:b/>
+          <w:bCs/>
+        </w:rPr>
+      </w:pPr>
+      <w:r>
+        <w:rPr>
+          <w:rFonts w:ascii="Times New Roman" w:hAnsi="Times New Roman" w:cs="Times New Roman"/>
+          <w:b/>
+          <w:bCs/>
+        </w:rPr>
+        <w:t xml:space="preserve">Table </w:t>
+      </w:r>
+      <w:r>
+        <w:rPr>
+          <w:rFonts w:ascii="Times New Roman" w:hAnsi="Times New Roman" w:cs="Times New Roman" w:hint="eastAsia"/>
+          <w:b/>
+          <w:bCs/>
+        </w:rPr>
+        <w:t>10</w:t>
+      </w:r>
+      <w:r>
+        <w:rPr>
+          <w:rFonts w:ascii="Times New Roman" w:hAnsi="Times New Roman" w:cs="Times New Roman"/>
+          <w:b/>
+          <w:bCs/>
+        </w:rPr>
+        <w:t>: Change Made for Website</w:t>
+      </w:r>
+      <w:r>
+        <w:rPr>
+          <w:rFonts w:ascii="Times New Roman" w:hAnsi="Times New Roman" w:cs="Times New Roman" w:hint="eastAsia"/>
+          <w:b/>
+          <w:bCs/>
+        </w:rPr>
+        <w:t xml:space="preserve"> 8</w:t>
       </w:r>
     </w:p>
     <w:tbl>
@@ -12240,6 +12417,7 @@
                 <w:rFonts w:ascii="Times New Roman" w:hAnsi="Times New Roman" w:cs="Times New Roman"/>
                 <w:b/>
                 <w:bCs/>
+                <w:noProof/>
               </w:rPr>
               <w:drawing>
                 <wp:inline distT="0" distB="0" distL="0" distR="0" wp14:anchorId="02A5E283" wp14:editId="6654879F">
@@ -12321,6 +12499,7 @@
                 <w:rFonts w:ascii="Times New Roman" w:hAnsi="Times New Roman" w:cs="Times New Roman"/>
                 <w:b/>
                 <w:bCs/>
+                <w:noProof/>
               </w:rPr>
               <w:drawing>
                 <wp:inline distT="0" distB="0" distL="0" distR="0" wp14:anchorId="56E2527E" wp14:editId="4E8F3C0A">
@@ -12377,39 +12556,7 @@
                 <w:b/>
                 <w:bCs/>
               </w:rPr>
-              <w:t xml:space="preserve">Figure </w:t>
-            </w:r>
-            <w:r>
-              <w:rPr>
-                <w:rFonts w:ascii="Times New Roman" w:hAnsi="Times New Roman" w:cs="Times New Roman"/>
-                <w:b/>
-                <w:bCs/>
-              </w:rPr>
-              <w:t>20</w:t>
-            </w:r>
-            <w:r>
-              <w:rPr>
-                <w:rFonts w:ascii="Times New Roman" w:hAnsi="Times New Roman" w:cs="Times New Roman"/>
-                <w:b/>
-                <w:bCs/>
-              </w:rPr>
-              <w:t xml:space="preserve">: </w:t>
-            </w:r>
-            <w:r>
-              <w:rPr>
-                <w:rFonts w:ascii="Times New Roman" w:hAnsi="Times New Roman" w:cs="Times New Roman"/>
-                <w:b/>
-                <w:bCs/>
-              </w:rPr>
-              <w:t>After</w:t>
-            </w:r>
-            <w:r>
-              <w:rPr>
-                <w:rFonts w:ascii="Times New Roman" w:hAnsi="Times New Roman" w:cs="Times New Roman"/>
-                <w:b/>
-                <w:bCs/>
-              </w:rPr>
-              <w:t xml:space="preserve"> Redesign KPI Row</w:t>
+              <w:t>Figure 20: After Redesign KPI Row</w:t>
             </w:r>
           </w:p>
         </w:tc>
@@ -12479,7 +12626,21 @@
         <w:rPr>
           <w:rFonts w:ascii="Times New Roman" w:hAnsi="Times New Roman" w:cs="Times New Roman"/>
         </w:rPr>
-        <w:t xml:space="preserve"> area chart is immediately visible without scrolling, perfectly aligning with Shneiderman’s </w:t>
+        <w:t xml:space="preserve"> area chart is immediately visible without scrolling, perfectly aligning with </w:t>
+      </w:r>
+      <w:proofErr w:type="spellStart"/>
+      <w:r>
+        <w:rPr>
+          <w:rFonts w:ascii="Times New Roman" w:hAnsi="Times New Roman" w:cs="Times New Roman"/>
+        </w:rPr>
+        <w:t>Shneiderman’s</w:t>
+      </w:r>
+      <w:proofErr w:type="spellEnd"/>
+      <w:r>
+        <w:rPr>
+          <w:rFonts w:ascii="Times New Roman" w:hAnsi="Times New Roman" w:cs="Times New Roman"/>
+        </w:rPr>
+        <w:t xml:space="preserve"> </w:t>
       </w:r>
       <w:r>
         <w:rPr>
@@ -12575,11 +12736,33 @@
           <w:rFonts w:ascii="Times New Roman" w:hAnsi="Times New Roman" w:cs="Times New Roman"/>
         </w:rPr>
       </w:pPr>
-      <w:r>
-        <w:rPr>
-          <w:rFonts w:ascii="Times New Roman" w:hAnsi="Times New Roman" w:cs="Times New Roman"/>
-        </w:rPr>
-        <w:t>Color Blindness: Replaced default D3 palettes with a ColorBrewer 'Dark2' palette, strictly avoiding Red/Green dichotomies to ensure deuteranopia-safe encoding.</w:t>
+      <w:proofErr w:type="spellStart"/>
+      <w:r>
+        <w:rPr>
+          <w:rFonts w:ascii="Times New Roman" w:hAnsi="Times New Roman" w:cs="Times New Roman"/>
+        </w:rPr>
+        <w:t>Color</w:t>
+      </w:r>
+      <w:proofErr w:type="spellEnd"/>
+      <w:r>
+        <w:rPr>
+          <w:rFonts w:ascii="Times New Roman" w:hAnsi="Times New Roman" w:cs="Times New Roman"/>
+        </w:rPr>
+        <w:t xml:space="preserve"> Blindness: Replaced default D3 palettes with a </w:t>
+      </w:r>
+      <w:proofErr w:type="spellStart"/>
+      <w:r>
+        <w:rPr>
+          <w:rFonts w:ascii="Times New Roman" w:hAnsi="Times New Roman" w:cs="Times New Roman"/>
+        </w:rPr>
+        <w:t>ColorBrewer</w:t>
+      </w:r>
+      <w:proofErr w:type="spellEnd"/>
+      <w:r>
+        <w:rPr>
+          <w:rFonts w:ascii="Times New Roman" w:hAnsi="Times New Roman" w:cs="Times New Roman"/>
+        </w:rPr>
+        <w:t xml:space="preserve"> 'Dark2' palette, strictly avoiding Red/Green dichotomies to ensure deuteranopia-safe encoding.</w:t>
       </w:r>
     </w:p>
     <w:p>
@@ -12642,7 +12825,7 @@
       <w:pPr>
         <w:pStyle w:val="Heading2"/>
       </w:pPr>
-      <w:bookmarkStart w:id="13" w:name="_Toc232941400"/>
+      <w:bookmarkStart w:id="13" w:name="_Toc232957078"/>
       <w:r>
         <w:lastRenderedPageBreak/>
         <w:t>4.</w:t>
@@ -13890,7 +14073,21 @@
         <w:rPr>
           <w:rFonts w:ascii="Times New Roman" w:hAnsi="Times New Roman" w:cs="Times New Roman"/>
         </w:rPr>
-        <w:t xml:space="preserve">. Ware’s Principle 3 and 5 explicitly warn against relying on colour alone and highlight how colour perception varies with colour blindness. During our evaluation, we rejected standard D3 categorical palettes (which often use similar lightness levels) in favour of a ColorBrewer 'Dark2' qualitative palette. This palette ensures that categories are distinguished by variations in hue (e.g., </w:t>
+        <w:t xml:space="preserve">. Ware’s Principle 3 and 5 explicitly warn against relying on colour alone and highlight how colour perception varies with colour blindness. During our evaluation, we rejected standard D3 categorical palettes (which often use similar lightness levels) in favour of a </w:t>
+      </w:r>
+      <w:proofErr w:type="spellStart"/>
+      <w:r>
+        <w:rPr>
+          <w:rFonts w:ascii="Times New Roman" w:hAnsi="Times New Roman" w:cs="Times New Roman"/>
+        </w:rPr>
+        <w:t>ColorBrewer</w:t>
+      </w:r>
+      <w:proofErr w:type="spellEnd"/>
+      <w:r>
+        <w:rPr>
+          <w:rFonts w:ascii="Times New Roman" w:hAnsi="Times New Roman" w:cs="Times New Roman"/>
+        </w:rPr>
+        <w:t xml:space="preserve"> 'Dark2' qualitative palette. This palette ensures that categories are distinguished by variations in hue (e.g., </w:t>
       </w:r>
       <w:r>
         <w:rPr>
@@ -14547,6 +14744,7 @@
           <w:rFonts w:ascii="Times New Roman" w:hAnsi="Times New Roman" w:cs="Times New Roman"/>
           <w:b/>
           <w:bCs/>
+          <w:noProof/>
         </w:rPr>
         <w:drawing>
           <wp:inline distT="0" distB="0" distL="0" distR="0" wp14:anchorId="400B3ED7" wp14:editId="76BC6C77">
@@ -14716,7 +14914,21 @@
         <w:rPr>
           <w:rFonts w:ascii="Times New Roman" w:hAnsi="Times New Roman" w:cs="Times New Roman"/>
         </w:rPr>
-        <w:t>Applying the Gestalt Laws (Principle 11), we analyzed the left-rail sidebar implemented in Iteration 4. By placing the Jurisdiction, Age, and Method filters inside a distinctly shaded container, we created a "Common Region." This visual grouping subconsciously communicates to the user that these controls are fundamentally different from the main content area and possess global scope, eliminating the confusion users experienced prior to this iteration.</w:t>
+        <w:t xml:space="preserve">Applying the Gestalt Laws (Principle 11), we </w:t>
+      </w:r>
+      <w:proofErr w:type="spellStart"/>
+      <w:r>
+        <w:rPr>
+          <w:rFonts w:ascii="Times New Roman" w:hAnsi="Times New Roman" w:cs="Times New Roman"/>
+        </w:rPr>
+        <w:t>analyzed</w:t>
+      </w:r>
+      <w:proofErr w:type="spellEnd"/>
+      <w:r>
+        <w:rPr>
+          <w:rFonts w:ascii="Times New Roman" w:hAnsi="Times New Roman" w:cs="Times New Roman"/>
+        </w:rPr>
+        <w:t xml:space="preserve"> the left-rail sidebar implemented in Iteration 4. By placing the Jurisdiction, Age, and Method filters inside a distinctly shaded container, we created a "Common Region." This visual grouping subconsciously communicates to the user that these controls are fundamentally different from the main content area and possess global scope, eliminating the confusion users experienced prior to this iteration.</w:t>
       </w:r>
     </w:p>
     <w:p>
@@ -16111,7 +16323,7 @@
       <w:pPr>
         <w:pStyle w:val="Heading1"/>
       </w:pPr>
-      <w:bookmarkStart w:id="14" w:name="_Toc232941401"/>
+      <w:bookmarkStart w:id="14" w:name="_Toc232957079"/>
       <w:r>
         <w:rPr>
           <w:rFonts w:hint="eastAsia"/>
@@ -16128,7 +16340,7 @@
       <w:pPr>
         <w:pStyle w:val="Heading2"/>
       </w:pPr>
-      <w:bookmarkStart w:id="15" w:name="_Toc232941402"/>
+      <w:bookmarkStart w:id="15" w:name="_Toc232957080"/>
       <w:r>
         <w:t>5.1 Key Findings and Lessons Learnt</w:t>
       </w:r>
@@ -16231,7 +16443,7 @@
       <w:pPr>
         <w:pStyle w:val="Heading2"/>
       </w:pPr>
-      <w:bookmarkStart w:id="16" w:name="_Toc232941403"/>
+      <w:bookmarkStart w:id="16" w:name="_Toc232957081"/>
       <w:r>
         <w:lastRenderedPageBreak/>
         <w:t>5.2 Future Improvements</w:t>
@@ -16447,9 +16659,15 @@
       <w:pPr>
         <w:pStyle w:val="Heading1"/>
       </w:pPr>
-      <w:bookmarkStart w:id="17" w:name="_Toc232941404"/>
-      <w:r>
+      <w:bookmarkStart w:id="17" w:name="_Toc232957082"/>
+      <w:r>
+        <w:rPr>
+          <w:rFonts w:hint="eastAsia"/>
+        </w:rPr>
         <w:lastRenderedPageBreak/>
+        <w:t xml:space="preserve">6.0 </w:t>
+      </w:r>
+      <w:r>
         <w:t>References</w:t>
       </w:r>
       <w:bookmarkEnd w:id="17"/>
@@ -16662,6 +16880,61 @@
           <w:ilvl w:val="0"/>
           <w:numId w:val="27"/>
         </w:numPr>
+        <w:tabs>
+          <w:tab w:val="center" w:pos="8140"/>
+          <w:tab w:val="right" w:pos="10169"/>
+        </w:tabs>
+        <w:spacing w:after="0" w:line="360" w:lineRule="auto"/>
+        <w:jc w:val="both"/>
+        <w:rPr>
+          <w:rFonts w:ascii="Times New Roman" w:hAnsi="Times New Roman" w:cs="Times New Roman"/>
+        </w:rPr>
+      </w:pPr>
+      <w:proofErr w:type="spellStart"/>
+      <w:r>
+        <w:rPr>
+          <w:rFonts w:ascii="Times New Roman" w:hAnsi="Times New Roman" w:cs="Times New Roman"/>
+        </w:rPr>
+        <w:t>Shneiderman</w:t>
+      </w:r>
+      <w:proofErr w:type="spellEnd"/>
+      <w:r>
+        <w:rPr>
+          <w:rFonts w:ascii="Times New Roman" w:hAnsi="Times New Roman" w:cs="Times New Roman"/>
+        </w:rPr>
+        <w:t xml:space="preserve">, B. (1996). The eyes have it: A task by data type taxonomy for information visualizations. Proceedings 1996 IEEE Symposium on Visual Languages, 336-343. </w:t>
+      </w:r>
+      <w:hyperlink r:id="rId41" w:history="1">
+        <w:r>
+          <w:rPr>
+            <w:rStyle w:val="Hyperlink"/>
+            <w:rFonts w:ascii="Times New Roman" w:hAnsi="Times New Roman" w:cs="Times New Roman"/>
+          </w:rPr>
+          <w:t>https://d</w:t>
+        </w:r>
+        <w:r>
+          <w:rPr>
+            <w:rStyle w:val="Hyperlink"/>
+            <w:rFonts w:ascii="Times New Roman" w:hAnsi="Times New Roman" w:cs="Times New Roman"/>
+          </w:rPr>
+          <w:t>o</w:t>
+        </w:r>
+        <w:r>
+          <w:rPr>
+            <w:rStyle w:val="Hyperlink"/>
+            <w:rFonts w:ascii="Times New Roman" w:hAnsi="Times New Roman" w:cs="Times New Roman"/>
+          </w:rPr>
+          <w:t>i.org/10.1109/VL.1996.545307</w:t>
+        </w:r>
+      </w:hyperlink>
+    </w:p>
+    <w:p>
+      <w:pPr>
+        <w:pStyle w:val="ListParagraph"/>
+        <w:numPr>
+          <w:ilvl w:val="0"/>
+          <w:numId w:val="27"/>
+        </w:numPr>
         <w:spacing w:line="360" w:lineRule="auto"/>
         <w:jc w:val="both"/>
         <w:rPr>
@@ -16685,7 +16958,7 @@
           <w:rFonts w:ascii="Times New Roman" w:hAnsi="Times New Roman" w:cs="Times New Roman"/>
         </w:rPr>
       </w:pPr>
-      <w:hyperlink r:id="rId41" w:history="1">
+      <w:hyperlink r:id="rId42" w:history="1">
         <w:r>
           <w:rPr>
             <w:rStyle w:val="Hyperlink"/>
@@ -16714,7 +16987,7 @@
         </w:rPr>
         <w:t xml:space="preserve">Bostock, M. (n.d.). D3.js: Data-Driven Documents. Observable, Inc. Retrieved from </w:t>
       </w:r>
-      <w:hyperlink r:id="rId42" w:history="1">
+      <w:hyperlink r:id="rId43" w:history="1">
         <w:r>
           <w:rPr>
             <w:rStyle w:val="Hyperlink"/>
@@ -16743,7 +17016,7 @@
         </w:rPr>
         <w:t xml:space="preserve">Stack Overflow. (2023). How to implement cross-filtering in D3.js. Retrieved from </w:t>
       </w:r>
-      <w:hyperlink r:id="rId43" w:history="1">
+      <w:hyperlink r:id="rId44" w:history="1">
         <w:r>
           <w:rPr>
             <w:rStyle w:val="Hyperlink"/>
@@ -16791,27 +17064,9 @@
     </w:p>
     <w:p>
       <w:pPr>
-        <w:spacing w:line="360" w:lineRule="auto"/>
-        <w:jc w:val="both"/>
-        <w:rPr>
-          <w:rFonts w:ascii="Times New Roman" w:hAnsi="Times New Roman" w:cs="Times New Roman"/>
-        </w:rPr>
-      </w:pPr>
-    </w:p>
-    <w:p>
-      <w:pPr>
-        <w:spacing w:line="360" w:lineRule="auto"/>
-        <w:jc w:val="both"/>
-        <w:rPr>
-          <w:rFonts w:ascii="Times New Roman" w:hAnsi="Times New Roman" w:cs="Times New Roman"/>
-        </w:rPr>
-      </w:pPr>
-    </w:p>
-    <w:p>
-      <w:pPr>
         <w:pStyle w:val="Heading1"/>
       </w:pPr>
-      <w:bookmarkStart w:id="18" w:name="_Toc232941405"/>
+      <w:bookmarkStart w:id="18" w:name="_Toc232957083"/>
       <w:r>
         <w:lastRenderedPageBreak/>
         <w:t>Gen AI Declaration</w:t>
@@ -16924,7 +17179,21 @@
         <w:rPr>
           <w:rFonts w:ascii="Times New Roman" w:hAnsi="Times New Roman" w:cs="Times New Roman"/>
         </w:rPr>
-        <w:t>AI was used as a pair-programming tool to troubleshoot specific D3.js syntax errors (e.g., resolving issues with d3.transition() timing, debugging data-join errors in the Lollipop chart implementation, and structuring CSS Flexbox for responsive design). All AI-generated code snippets were thoroughly reviewed, tested, and manually refactored to ensure they met the project's specific architectural requirements and performance standards. No AI tool was used to generate the complete front-end application autonomously.</w:t>
+        <w:t>AI was used as a pair-programming tool to troubleshoot specific D3.js syntax errors (e.g., resolving issues with d</w:t>
+      </w:r>
+      <w:proofErr w:type="gramStart"/>
+      <w:r>
+        <w:rPr>
+          <w:rFonts w:ascii="Times New Roman" w:hAnsi="Times New Roman" w:cs="Times New Roman"/>
+        </w:rPr>
+        <w:t>3.transition</w:t>
+      </w:r>
+      <w:proofErr w:type="gramEnd"/>
+      <w:r>
+        <w:rPr>
+          <w:rFonts w:ascii="Times New Roman" w:hAnsi="Times New Roman" w:cs="Times New Roman"/>
+        </w:rPr>
+        <w:t>() timing, debugging data-join errors in the Lollipop chart implementation, and structuring CSS Flexbox for responsive design). All AI-generated code snippets were thoroughly reviewed, tested, and manually refactored to ensure they met the project's specific architectural requirements and performance standards. No AI tool was used to generate the complete front-end application autonomously.</w:t>
       </w:r>
     </w:p>
     <w:p>
@@ -17061,9 +17330,9 @@
       </w:r>
     </w:p>
     <w:sectPr>
-      <w:headerReference w:type="default" r:id="rId44"/>
-      <w:footerReference w:type="even" r:id="rId45"/>
-      <w:footerReference w:type="default" r:id="rId46"/>
+      <w:headerReference w:type="default" r:id="rId45"/>
+      <w:footerReference w:type="even" r:id="rId46"/>
+      <w:footerReference w:type="default" r:id="rId47"/>
       <w:pgSz w:w="11906" w:h="16838"/>
       <w:pgMar w:top="1440" w:right="1440" w:bottom="1440" w:left="1440" w:header="708" w:footer="708" w:gutter="0"/>
       <w:pgNumType w:start="0"/>
@@ -19166,6 +19435,96 @@
     </w:lvl>
   </w:abstractNum>
   <w:abstractNum w:abstractNumId="17" w15:restartNumberingAfterBreak="0">
+    <w:nsid w:val="512C3BC8"/>
+    <w:multiLevelType w:val="hybridMultilevel"/>
+    <w:tmpl w:val="D9D412D2"/>
+    <w:lvl w:ilvl="0" w:tplc="FFFFFFFF">
+      <w:start w:val="1"/>
+      <w:numFmt w:val="decimal"/>
+      <w:lvlText w:val="%1."/>
+      <w:lvlJc w:val="left"/>
+      <w:pPr>
+        <w:ind w:left="360" w:hanging="360"/>
+      </w:pPr>
+      <w:rPr>
+        <w:rFonts w:hint="default"/>
+        <w:b/>
+      </w:rPr>
+    </w:lvl>
+    <w:lvl w:ilvl="1" w:tplc="FFFFFFFF" w:tentative="1">
+      <w:start w:val="1"/>
+      <w:numFmt w:val="lowerLetter"/>
+      <w:lvlText w:val="%2."/>
+      <w:lvlJc w:val="left"/>
+      <w:pPr>
+        <w:ind w:left="1080" w:hanging="360"/>
+      </w:pPr>
+    </w:lvl>
+    <w:lvl w:ilvl="2" w:tplc="FFFFFFFF" w:tentative="1">
+      <w:start w:val="1"/>
+      <w:numFmt w:val="lowerRoman"/>
+      <w:lvlText w:val="%3."/>
+      <w:lvlJc w:val="right"/>
+      <w:pPr>
+        <w:ind w:left="1800" w:hanging="180"/>
+      </w:pPr>
+    </w:lvl>
+    <w:lvl w:ilvl="3" w:tplc="FFFFFFFF" w:tentative="1">
+      <w:start w:val="1"/>
+      <w:numFmt w:val="decimal"/>
+      <w:lvlText w:val="%4."/>
+      <w:lvlJc w:val="left"/>
+      <w:pPr>
+        <w:ind w:left="2520" w:hanging="360"/>
+      </w:pPr>
+    </w:lvl>
+    <w:lvl w:ilvl="4" w:tplc="FFFFFFFF" w:tentative="1">
+      <w:start w:val="1"/>
+      <w:numFmt w:val="lowerLetter"/>
+      <w:lvlText w:val="%5."/>
+      <w:lvlJc w:val="left"/>
+      <w:pPr>
+        <w:ind w:left="3240" w:hanging="360"/>
+      </w:pPr>
+    </w:lvl>
+    <w:lvl w:ilvl="5" w:tplc="FFFFFFFF" w:tentative="1">
+      <w:start w:val="1"/>
+      <w:numFmt w:val="lowerRoman"/>
+      <w:lvlText w:val="%6."/>
+      <w:lvlJc w:val="right"/>
+      <w:pPr>
+        <w:ind w:left="3960" w:hanging="180"/>
+      </w:pPr>
+    </w:lvl>
+    <w:lvl w:ilvl="6" w:tplc="FFFFFFFF" w:tentative="1">
+      <w:start w:val="1"/>
+      <w:numFmt w:val="decimal"/>
+      <w:lvlText w:val="%7."/>
+      <w:lvlJc w:val="left"/>
+      <w:pPr>
+        <w:ind w:left="4680" w:hanging="360"/>
+      </w:pPr>
+    </w:lvl>
+    <w:lvl w:ilvl="7" w:tplc="FFFFFFFF" w:tentative="1">
+      <w:start w:val="1"/>
+      <w:numFmt w:val="lowerLetter"/>
+      <w:lvlText w:val="%8."/>
+      <w:lvlJc w:val="left"/>
+      <w:pPr>
+        <w:ind w:left="5400" w:hanging="360"/>
+      </w:pPr>
+    </w:lvl>
+    <w:lvl w:ilvl="8" w:tplc="FFFFFFFF" w:tentative="1">
+      <w:start w:val="1"/>
+      <w:numFmt w:val="lowerRoman"/>
+      <w:lvlText w:val="%9."/>
+      <w:lvlJc w:val="right"/>
+      <w:pPr>
+        <w:ind w:left="6120" w:hanging="180"/>
+      </w:pPr>
+    </w:lvl>
+  </w:abstractNum>
+  <w:abstractNum w:abstractNumId="18" w15:restartNumberingAfterBreak="0">
     <w:nsid w:val="549F22F6"/>
     <w:multiLevelType w:val="hybridMultilevel"/>
     <w:tmpl w:val="A50A052C"/>
@@ -19278,7 +19637,7 @@
       </w:rPr>
     </w:lvl>
   </w:abstractNum>
-  <w:abstractNum w:abstractNumId="18" w15:restartNumberingAfterBreak="0">
+  <w:abstractNum w:abstractNumId="19" w15:restartNumberingAfterBreak="0">
     <w:nsid w:val="54EA5438"/>
     <w:multiLevelType w:val="hybridMultilevel"/>
     <w:tmpl w:val="F93E7C70"/>
@@ -19367,7 +19726,7 @@
       </w:pPr>
     </w:lvl>
   </w:abstractNum>
-  <w:abstractNum w:abstractNumId="19" w15:restartNumberingAfterBreak="0">
+  <w:abstractNum w:abstractNumId="20" w15:restartNumberingAfterBreak="0">
     <w:nsid w:val="57094DB5"/>
     <w:multiLevelType w:val="hybridMultilevel"/>
     <w:tmpl w:val="BC1881B4"/>
@@ -19480,7 +19839,7 @@
       </w:rPr>
     </w:lvl>
   </w:abstractNum>
-  <w:abstractNum w:abstractNumId="20" w15:restartNumberingAfterBreak="0">
+  <w:abstractNum w:abstractNumId="21" w15:restartNumberingAfterBreak="0">
     <w:nsid w:val="58383383"/>
     <w:multiLevelType w:val="hybridMultilevel"/>
     <w:tmpl w:val="EF80A6DE"/>
@@ -19692,7 +20051,7 @@
       </w:rPr>
     </w:lvl>
   </w:abstractNum>
-  <w:abstractNum w:abstractNumId="21" w15:restartNumberingAfterBreak="0">
+  <w:abstractNum w:abstractNumId="22" w15:restartNumberingAfterBreak="0">
     <w:nsid w:val="5BA631F5"/>
     <w:multiLevelType w:val="hybridMultilevel"/>
     <w:tmpl w:val="1038A16E"/>
@@ -19806,7 +20165,7 @@
       </w:rPr>
     </w:lvl>
   </w:abstractNum>
-  <w:abstractNum w:abstractNumId="22" w15:restartNumberingAfterBreak="0">
+  <w:abstractNum w:abstractNumId="23" w15:restartNumberingAfterBreak="0">
     <w:nsid w:val="61D27A0E"/>
     <w:multiLevelType w:val="hybridMultilevel"/>
     <w:tmpl w:val="75C8F96E"/>
@@ -19919,7 +20278,7 @@
       </w:rPr>
     </w:lvl>
   </w:abstractNum>
-  <w:abstractNum w:abstractNumId="23" w15:restartNumberingAfterBreak="0">
+  <w:abstractNum w:abstractNumId="24" w15:restartNumberingAfterBreak="0">
     <w:nsid w:val="71440740"/>
     <w:multiLevelType w:val="hybridMultilevel"/>
     <w:tmpl w:val="A574060C"/>
@@ -20032,7 +20391,7 @@
       </w:rPr>
     </w:lvl>
   </w:abstractNum>
-  <w:abstractNum w:abstractNumId="24" w15:restartNumberingAfterBreak="0">
+  <w:abstractNum w:abstractNumId="25" w15:restartNumberingAfterBreak="0">
     <w:nsid w:val="732060B8"/>
     <w:multiLevelType w:val="hybridMultilevel"/>
     <w:tmpl w:val="5CE8A518"/>
@@ -20145,7 +20504,7 @@
       </w:rPr>
     </w:lvl>
   </w:abstractNum>
-  <w:abstractNum w:abstractNumId="25" w15:restartNumberingAfterBreak="0">
+  <w:abstractNum w:abstractNumId="26" w15:restartNumberingAfterBreak="0">
     <w:nsid w:val="76AC6E80"/>
     <w:multiLevelType w:val="multilevel"/>
     <w:tmpl w:val="C240CA98"/>
@@ -20258,7 +20617,7 @@
       </w:rPr>
     </w:lvl>
   </w:abstractNum>
-  <w:abstractNum w:abstractNumId="26" w15:restartNumberingAfterBreak="0">
+  <w:abstractNum w:abstractNumId="27" w15:restartNumberingAfterBreak="0">
     <w:nsid w:val="77875472"/>
     <w:multiLevelType w:val="hybridMultilevel"/>
     <w:tmpl w:val="7FC2CD6E"/>
@@ -20349,7 +20708,7 @@
       </w:pPr>
     </w:lvl>
   </w:abstractNum>
-  <w:abstractNum w:abstractNumId="27" w15:restartNumberingAfterBreak="0">
+  <w:abstractNum w:abstractNumId="28" w15:restartNumberingAfterBreak="0">
     <w:nsid w:val="7A7E1454"/>
     <w:multiLevelType w:val="hybridMultilevel"/>
     <w:tmpl w:val="0246A3D6"/>
@@ -20472,49 +20831,49 @@
     <w:abstractNumId w:val="15"/>
   </w:num>
   <w:num w:numId="4" w16cid:durableId="656152723">
-    <w:abstractNumId w:val="18"/>
+    <w:abstractNumId w:val="19"/>
   </w:num>
   <w:num w:numId="5" w16cid:durableId="1806577886">
     <w:abstractNumId w:val="13"/>
   </w:num>
   <w:num w:numId="6" w16cid:durableId="227886086">
+    <w:abstractNumId w:val="27"/>
+  </w:num>
+  <w:num w:numId="7" w16cid:durableId="2072341731">
+    <w:abstractNumId w:val="21"/>
+  </w:num>
+  <w:num w:numId="8" w16cid:durableId="1752656536">
     <w:abstractNumId w:val="26"/>
   </w:num>
-  <w:num w:numId="7" w16cid:durableId="2072341731">
-    <w:abstractNumId w:val="20"/>
-  </w:num>
-  <w:num w:numId="8" w16cid:durableId="1752656536">
-    <w:abstractNumId w:val="25"/>
-  </w:num>
   <w:num w:numId="9" w16cid:durableId="130758821">
-    <w:abstractNumId w:val="22"/>
+    <w:abstractNumId w:val="23"/>
   </w:num>
   <w:num w:numId="10" w16cid:durableId="1113137875">
     <w:abstractNumId w:val="14"/>
   </w:num>
   <w:num w:numId="11" w16cid:durableId="374963516">
-    <w:abstractNumId w:val="21"/>
+    <w:abstractNumId w:val="22"/>
   </w:num>
   <w:num w:numId="12" w16cid:durableId="1136803540">
     <w:abstractNumId w:val="0"/>
   </w:num>
   <w:num w:numId="13" w16cid:durableId="1350527371">
-    <w:abstractNumId w:val="17"/>
+    <w:abstractNumId w:val="18"/>
   </w:num>
   <w:num w:numId="14" w16cid:durableId="832451929">
     <w:abstractNumId w:val="8"/>
   </w:num>
   <w:num w:numId="15" w16cid:durableId="1583946979">
+    <w:abstractNumId w:val="25"/>
+  </w:num>
+  <w:num w:numId="16" w16cid:durableId="1082532541">
+    <w:abstractNumId w:val="20"/>
+  </w:num>
+  <w:num w:numId="17" w16cid:durableId="1681814785">
     <w:abstractNumId w:val="24"/>
   </w:num>
-  <w:num w:numId="16" w16cid:durableId="1082532541">
-    <w:abstractNumId w:val="19"/>
-  </w:num>
-  <w:num w:numId="17" w16cid:durableId="1681814785">
-    <w:abstractNumId w:val="23"/>
-  </w:num>
   <w:num w:numId="18" w16cid:durableId="1331178141">
-    <w:abstractNumId w:val="27"/>
+    <w:abstractNumId w:val="28"/>
   </w:num>
   <w:num w:numId="19" w16cid:durableId="632056678">
     <w:abstractNumId w:val="16"/>
@@ -20545,6 +20904,9 @@
   </w:num>
   <w:num w:numId="28" w16cid:durableId="1652369460">
     <w:abstractNumId w:val="1"/>
+  </w:num>
+  <w:num w:numId="29" w16cid:durableId="434447789">
+    <w:abstractNumId w:val="17"/>
   </w:num>
 </w:numbering>
 </file>
